--- a/docs/lista_louvores/Textos_Louvores/BRILHO CELESTE (476 CC).docx
+++ b/docs/lista_louvores/Textos_Louvores/BRILHO CELESTE (476 CC).docx
@@ -4,7 +4,7 @@
   <w:body>
     <w:p>
       <w:pPr>
-        <w:pStyle w:val="SemEspaamento"/>
+        <w:pStyle w:val="Ttulo1"/>
       </w:pPr>
       <w:r>
         <w:t>BRILHO CELESTE (476 CC)</w:t>
@@ -14,199 +14,358 @@
       </w:r>
     </w:p>
     <w:p>
-      <w:r>
+      <w:pPr>
+        <w:rPr>
+          <w:rFonts w:ascii="Times New Roman" w:hAnsi="Times New Roman"/>
+        </w:rPr>
+      </w:pPr>
+      <w:r>
+        <w:rPr>
+          <w:rFonts w:ascii="Times New Roman" w:hAnsi="Times New Roman"/>
+        </w:rPr>
         <w:t>Peregrinando vou pelos montes</w:t>
       </w:r>
       <w:r>
+        <w:rPr>
+          <w:rFonts w:ascii="Times New Roman" w:hAnsi="Times New Roman"/>
+        </w:rPr>
         <w:br/>
       </w:r>
       <w:r>
+        <w:rPr>
+          <w:rFonts w:ascii="Times New Roman" w:hAnsi="Times New Roman"/>
+        </w:rPr>
         <w:t>E</w:t>
       </w:r>
       <w:r>
+        <w:rPr>
+          <w:rFonts w:ascii="Times New Roman" w:hAnsi="Times New Roman"/>
+        </w:rPr>
         <w:t xml:space="preserve"> pelos vales, sempre na luz!</w:t>
       </w:r>
       <w:r>
+        <w:rPr>
+          <w:rFonts w:ascii="Times New Roman" w:hAnsi="Times New Roman"/>
+        </w:rPr>
         <w:br/>
         <w:t xml:space="preserve">Cristo promete nunca </w:t>
       </w:r>
       <w:proofErr w:type="gramStart"/>
       <w:r>
+        <w:rPr>
+          <w:rFonts w:ascii="Times New Roman" w:hAnsi="Times New Roman"/>
+        </w:rPr>
         <w:t>deixar-me</w:t>
       </w:r>
       <w:proofErr w:type="gramEnd"/>
       <w:r>
+        <w:rPr>
+          <w:rFonts w:ascii="Times New Roman" w:hAnsi="Times New Roman"/>
+        </w:rPr>
         <w:t>:</w:t>
       </w:r>
       <w:r>
+        <w:rPr>
+          <w:rFonts w:ascii="Times New Roman" w:hAnsi="Times New Roman"/>
+        </w:rPr>
         <w:br/>
         <w:t>“Eis-me convosco” disse Jesus.</w:t>
       </w:r>
     </w:p>
     <w:p>
-      <w:r>
-        <w:rPr>
+      <w:pPr>
+        <w:rPr>
+          <w:rFonts w:ascii="Times New Roman" w:hAnsi="Times New Roman"/>
+          <w:i/>
+          <w:iCs/>
+        </w:rPr>
+      </w:pPr>
+      <w:r>
+        <w:rPr>
+          <w:rFonts w:ascii="Times New Roman" w:hAnsi="Times New Roman"/>
           <w:b/>
           <w:bCs/>
+          <w:i/>
+          <w:iCs/>
         </w:rPr>
         <w:t>Brilho celeste, brilho celeste!</w:t>
       </w:r>
       <w:r>
         <w:rPr>
+          <w:rFonts w:ascii="Times New Roman" w:hAnsi="Times New Roman"/>
           <w:b/>
           <w:bCs/>
+          <w:i/>
+          <w:iCs/>
         </w:rPr>
         <w:br/>
       </w:r>
       <w:r>
         <w:rPr>
+          <w:rFonts w:ascii="Times New Roman" w:hAnsi="Times New Roman"/>
           <w:b/>
           <w:bCs/>
+          <w:i/>
+          <w:iCs/>
         </w:rPr>
         <w:t>Enche a minha alma, a glória de Deus</w:t>
       </w:r>
       <w:r>
         <w:rPr>
+          <w:rFonts w:ascii="Times New Roman" w:hAnsi="Times New Roman"/>
           <w:b/>
           <w:bCs/>
+          <w:i/>
+          <w:iCs/>
         </w:rPr>
         <w:br/>
       </w:r>
       <w:r>
         <w:rPr>
+          <w:rFonts w:ascii="Times New Roman" w:hAnsi="Times New Roman"/>
           <w:b/>
           <w:bCs/>
+          <w:i/>
+          <w:iCs/>
         </w:rPr>
         <w:t>Com aleluias sigo cantando</w:t>
       </w:r>
       <w:r>
         <w:rPr>
+          <w:rFonts w:ascii="Times New Roman" w:hAnsi="Times New Roman"/>
           <w:b/>
           <w:bCs/>
+          <w:i/>
+          <w:iCs/>
         </w:rPr>
         <w:br/>
       </w:r>
       <w:r>
         <w:rPr>
+          <w:rFonts w:ascii="Times New Roman" w:hAnsi="Times New Roman"/>
           <w:b/>
           <w:bCs/>
+          <w:i/>
+          <w:iCs/>
         </w:rPr>
         <w:t xml:space="preserve">Canto louvores indo </w:t>
       </w:r>
       <w:proofErr w:type="gramStart"/>
       <w:r>
         <w:rPr>
+          <w:rFonts w:ascii="Times New Roman" w:hAnsi="Times New Roman"/>
           <w:b/>
           <w:bCs/>
+          <w:i/>
+          <w:iCs/>
         </w:rPr>
         <w:t>pr</w:t>
       </w:r>
       <w:r>
         <w:rPr>
+          <w:rFonts w:ascii="Times New Roman" w:hAnsi="Times New Roman"/>
           <w:b/>
           <w:bCs/>
+          <w:i/>
+          <w:iCs/>
         </w:rPr>
         <w:t>a</w:t>
       </w:r>
       <w:proofErr w:type="gramEnd"/>
       <w:r>
         <w:rPr>
+          <w:rFonts w:ascii="Times New Roman" w:hAnsi="Times New Roman"/>
           <w:b/>
           <w:bCs/>
+          <w:i/>
+          <w:iCs/>
         </w:rPr>
         <w:t xml:space="preserve"> </w:t>
       </w:r>
       <w:r>
         <w:rPr>
+          <w:rFonts w:ascii="Times New Roman" w:hAnsi="Times New Roman"/>
           <w:b/>
           <w:bCs/>
+          <w:i/>
+          <w:iCs/>
         </w:rPr>
         <w:t>os céus</w:t>
       </w:r>
       <w:r>
         <w:rPr>
+          <w:rFonts w:ascii="Times New Roman" w:hAnsi="Times New Roman"/>
           <w:b/>
           <w:bCs/>
+          <w:i/>
+          <w:iCs/>
         </w:rPr>
         <w:t>!</w:t>
       </w:r>
     </w:p>
     <w:p>
-      <w:r>
+      <w:pPr>
+        <w:rPr>
+          <w:rFonts w:ascii="Times New Roman" w:hAnsi="Times New Roman"/>
+        </w:rPr>
+      </w:pPr>
+      <w:r>
+        <w:rPr>
+          <w:rFonts w:ascii="Times New Roman" w:hAnsi="Times New Roman"/>
+        </w:rPr>
         <w:t>Sombras à roda, nuvens em cima</w:t>
       </w:r>
       <w:r>
+        <w:rPr>
+          <w:rFonts w:ascii="Times New Roman" w:hAnsi="Times New Roman"/>
+        </w:rPr>
         <w:br/>
       </w:r>
       <w:proofErr w:type="gramStart"/>
       <w:r>
+        <w:rPr>
+          <w:rFonts w:ascii="Times New Roman" w:hAnsi="Times New Roman"/>
+        </w:rPr>
         <w:t>O Salvador não hão</w:t>
       </w:r>
       <w:proofErr w:type="gramEnd"/>
       <w:r>
+        <w:rPr>
+          <w:rFonts w:ascii="Times New Roman" w:hAnsi="Times New Roman"/>
+        </w:rPr>
         <w:t xml:space="preserve"> de ocultar</w:t>
       </w:r>
       <w:r>
+        <w:rPr>
+          <w:rFonts w:ascii="Times New Roman" w:hAnsi="Times New Roman"/>
+        </w:rPr>
         <w:br/>
       </w:r>
       <w:r>
+        <w:rPr>
+          <w:rFonts w:ascii="Times New Roman" w:hAnsi="Times New Roman"/>
+        </w:rPr>
         <w:t>Ele é a luz que nunca se apaga</w:t>
       </w:r>
       <w:r>
+        <w:rPr>
+          <w:rFonts w:ascii="Times New Roman" w:hAnsi="Times New Roman"/>
+        </w:rPr>
         <w:br/>
       </w:r>
       <w:r>
+        <w:rPr>
+          <w:rFonts w:ascii="Times New Roman" w:hAnsi="Times New Roman"/>
+        </w:rPr>
         <w:t xml:space="preserve">Junto a </w:t>
       </w:r>
       <w:r>
+        <w:rPr>
+          <w:rFonts w:ascii="Times New Roman" w:hAnsi="Times New Roman"/>
+        </w:rPr>
         <w:t>S</w:t>
       </w:r>
       <w:r>
+        <w:rPr>
+          <w:rFonts w:ascii="Times New Roman" w:hAnsi="Times New Roman"/>
+        </w:rPr>
         <w:t>eu lado sempre hei de andar</w:t>
       </w:r>
     </w:p>
     <w:p>
-      <w:r>
-        <w:rPr>
+      <w:pPr>
+        <w:rPr>
+          <w:rFonts w:ascii="Times New Roman" w:hAnsi="Times New Roman"/>
+          <w:i/>
+          <w:iCs/>
+        </w:rPr>
+      </w:pPr>
+      <w:r>
+        <w:rPr>
+          <w:rFonts w:ascii="Times New Roman" w:hAnsi="Times New Roman"/>
           <w:b/>
           <w:bCs/>
+          <w:i/>
+          <w:iCs/>
         </w:rPr>
         <w:t>[REFRÃO]</w:t>
       </w:r>
     </w:p>
     <w:p>
-      <w:r>
+      <w:pPr>
+        <w:rPr>
+          <w:rFonts w:ascii="Times New Roman" w:hAnsi="Times New Roman"/>
+        </w:rPr>
+      </w:pPr>
+      <w:r>
+        <w:rPr>
+          <w:rFonts w:ascii="Times New Roman" w:hAnsi="Times New Roman"/>
+        </w:rPr>
         <w:t>Vão me guiando raios benditos</w:t>
       </w:r>
       <w:r>
+        <w:rPr>
+          <w:rFonts w:ascii="Times New Roman" w:hAnsi="Times New Roman"/>
+        </w:rPr>
         <w:br/>
       </w:r>
       <w:r>
+        <w:rPr>
+          <w:rFonts w:ascii="Times New Roman" w:hAnsi="Times New Roman"/>
+        </w:rPr>
         <w:t>Que me conduzem para a mansão</w:t>
       </w:r>
       <w:r>
+        <w:rPr>
+          <w:rFonts w:ascii="Times New Roman" w:hAnsi="Times New Roman"/>
+        </w:rPr>
         <w:br/>
       </w:r>
       <w:r>
+        <w:rPr>
+          <w:rFonts w:ascii="Times New Roman" w:hAnsi="Times New Roman"/>
+        </w:rPr>
         <w:t>Mais e mais perto, o Mestre seguindo</w:t>
       </w:r>
       <w:r>
+        <w:rPr>
+          <w:rFonts w:ascii="Times New Roman" w:hAnsi="Times New Roman"/>
+        </w:rPr>
         <w:br/>
       </w:r>
       <w:r>
+        <w:rPr>
+          <w:rFonts w:ascii="Times New Roman" w:hAnsi="Times New Roman"/>
+        </w:rPr>
         <w:t>Canto os louvores da salvação</w:t>
       </w:r>
     </w:p>
     <w:p>
-      <w:r>
-        <w:rPr>
+      <w:pPr>
+        <w:rPr>
+          <w:rFonts w:ascii="Times New Roman" w:hAnsi="Times New Roman"/>
+          <w:i/>
+          <w:iCs/>
+        </w:rPr>
+      </w:pPr>
+      <w:r>
+        <w:rPr>
+          <w:rFonts w:ascii="Times New Roman" w:hAnsi="Times New Roman"/>
           <w:b/>
           <w:bCs/>
+          <w:i/>
+          <w:iCs/>
         </w:rPr>
         <w:t>[REFRÃO]</w:t>
       </w:r>
     </w:p>
-    <w:p/>
+    <w:p>
+      <w:pPr>
+        <w:rPr>
+          <w:rFonts w:ascii="Times New Roman" w:hAnsi="Times New Roman"/>
+        </w:rPr>
+      </w:pPr>
+    </w:p>
     <w:sectPr>
       <w:pgSz w:w="11906" w:h="16838"/>
       <w:pgMar w:top="1417" w:right="1701" w:bottom="1417" w:left="1701" w:header="708" w:footer="708" w:gutter="0"/>
